--- a/documents/factures/Facture_002_Ibrahima_DIALLO_PGIZMC.docx
+++ b/documents/factures/Facture_002_Ibrahima_DIALLO_PGIZMC.docx
@@ -1299,7 +1299,7 @@
                 <w:sz w:val="20"/>
                 <w:szCs w:val="20"/>
               </w:rPr>
-              <w:t>Facturée (n° 001)</w:t>
+              <w:t>Réglée (n° 001)</w:t>
             </w:r>
           </w:p>
         </w:tc>
